--- a/professor_guidelines/ANNOTATION_AND_SUBMISSION.docx
+++ b/professor_guidelines/ANNOTATION_AND_SUBMISSION.docx
@@ -527,7 +527,7 @@
             </w:pPr>
             <w:r>
               <w:rPr/>
-              <w:t>Threshold calibration with separate development/test meetings, Table 2 and Fig. 2</w:t>
+              <w:t>Threshold calibration with separate development/test meetings, Table 2 and Fig. 4</w:t>
             </w:r>
           </w:p>
         </w:tc>
@@ -691,7 +691,7 @@
             </w:pPr>
             <w:r>
               <w:rPr/>
-              <w:t>Body introduces Table 1, Table 2, Table 3, Fig. 1 and Fig. 2</w:t>
+              <w:t>Body introduces Table 1, Table 2, Table 3, Figs. 1–6</w:t>
             </w:r>
           </w:p>
         </w:tc>
